--- a/content/Bios/Leonard_Varriano.docx
+++ b/content/Bios/Leonard_Varriano.docx
@@ -1,210 +1,8 @@
 
 <file path=word/document.xml><?xml version="1.0" encoding="utf-8"?>
-<w:document xmlns:w14="http://schemas.microsoft.com/office/word/2010/wordml" xmlns:wp14="http://schemas.microsoft.com/office/word/2010/wordprocessingDrawing" xmlns:w="http://schemas.openxmlformats.org/wordprocessingml/2006/main" xmlns:m="http://schemas.openxmlformats.org/officeDocument/2006/math" xmlns:r="http://schemas.openxmlformats.org/officeDocument/2006/relationships" xmlns:o="urn:schemas-microsoft-com:office:office" xmlns:v="urn:schemas-microsoft-com:vml" xmlns:w10="urn:schemas-microsoft-com:office:word" xmlns:a="http://schemas.openxmlformats.org/drawingml/2006/main" xmlns:pic="http://schemas.openxmlformats.org/drawingml/2006/picture" xmlns:wp="http://schemas.openxmlformats.org/drawingml/2006/wordprocessingDrawing" xmlns:mc="http://schemas.openxmlformats.org/markup-compatibility/2006" mc:Ignorable="w14 wp14">
+<w:document xmlns:ns1="http://schemas.openxmlformats.org/markup-compatibility/2006" xmlns:ns2="http://schemas.microsoft.com/office/word/2010/wordml" xmlns:w="http://schemas.openxmlformats.org/wordprocessingml/2006/main" ns1:Ignorable="w14 wp14">
   <w:body>
-    <w:p xmlns:wp14="http://schemas.microsoft.com/office/word/2010/wordml" wp14:textId="77777777">
-      <w:pPr>
-        <w:pStyle w:val="FirstParagraph"/>
-      </w:pPr>
-      <w:r>
-        <w:rPr/>
-        <w:t>2012 Hall of Fame Inductee Leonard Varriano – Greeley</w:t>
-      </w:r>
-      <w:r>
-        <w:rPr/>
-        <w:t xml:space="preserve"> </w:t>
-      </w:r>
-      <w:r>
-        <w:rPr/>
-        <w:t>Leonard “Len” Varriano was born in Moorhead, Minnesota on September 22, 1930. He</w:t>
-      </w:r>
-      <w:r>
-        <w:rPr/>
-        <w:t xml:space="preserve"> </w:t>
-      </w:r>
-      <w:r>
-        <w:rPr/>
-        <w:t>graduated from Dilworth High School in Dilworth, Minnesota in 1948. Len graduated from</w:t>
-      </w:r>
-      <w:r>
-        <w:rPr/>
-        <w:t xml:space="preserve"> </w:t>
-      </w:r>
-      <w:r>
-        <w:rPr/>
-        <w:t>Moorhead State College in 1954 with a bachelor’s degree. He continued his college education at</w:t>
-      </w:r>
-      <w:r>
-        <w:rPr/>
-        <w:t xml:space="preserve"> </w:t>
-      </w:r>
-      <w:r>
-        <w:rPr/>
-        <w:t xml:space="preserve">the University of Northern Colorado, </w:t>
-      </w:r>
-      <w:r>
-        <w:rPr/>
-        <w:t>Greeley</w:t>
-      </w:r>
-      <w:r>
-        <w:rPr/>
-        <w:t xml:space="preserve"> where he </w:t>
-      </w:r>
-      <w:r>
-        <w:rPr/>
-        <w:t>attained</w:t>
-      </w:r>
-      <w:r>
-        <w:rPr/>
-        <w:t xml:space="preserve"> a master’s degree in 1968.</w:t>
-      </w:r>
-      <w:r>
-        <w:rPr/>
-        <w:t xml:space="preserve"> </w:t>
-      </w:r>
-      <w:r>
-        <w:rPr/>
-        <w:t xml:space="preserve">Len not only </w:t>
-      </w:r>
-      <w:r>
-        <w:rPr/>
-        <w:t>umpired</w:t>
-      </w:r>
-      <w:r>
-        <w:rPr/>
-        <w:t xml:space="preserve"> games but he was a baseball coach as well. He </w:t>
-      </w:r>
-      <w:r>
-        <w:rPr/>
-        <w:t>coached at</w:t>
-      </w:r>
-      <w:r>
-        <w:rPr/>
-        <w:t xml:space="preserve"> </w:t>
-      </w:r>
-      <w:r>
-        <w:rPr/>
-        <w:t>Rothsey</w:t>
-      </w:r>
-      <w:r>
-        <w:rPr/>
-        <w:t xml:space="preserve"> High</w:t>
-      </w:r>
-      <w:r>
-        <w:rPr/>
-        <w:t xml:space="preserve"> </w:t>
-      </w:r>
-      <w:r>
-        <w:rPr/>
-        <w:t xml:space="preserve">School in Minnesota in 1955. He also coached at Greeley </w:t>
-      </w:r>
-      <w:r>
-        <w:rPr/>
-        <w:t>Central</w:t>
-      </w:r>
-      <w:r>
-        <w:rPr/>
-        <w:t xml:space="preserve"> and he coached Legion B. Len</w:t>
-      </w:r>
-      <w:r>
-        <w:rPr/>
-        <w:t xml:space="preserve"> </w:t>
-      </w:r>
-      <w:r>
-        <w:rPr/>
-        <w:t>played four years of college baseball. He also played Semi-Pro Baseball in Minnesota and</w:t>
-      </w:r>
-      <w:r>
-        <w:rPr/>
-        <w:t xml:space="preserve"> </w:t>
-      </w:r>
-      <w:r>
-        <w:rPr/>
-        <w:t>Canada from 1952 until 1954.</w:t>
-      </w:r>
-      <w:r>
-        <w:rPr/>
-        <w:t xml:space="preserve"> </w:t>
-      </w:r>
-      <w:r>
-        <w:rPr/>
-        <w:t>Len’s baseball umpire career continued from 1965 until 1992. As an umpire he worked in</w:t>
-      </w:r>
-      <w:r>
-        <w:rPr/>
-        <w:t xml:space="preserve"> </w:t>
-      </w:r>
-      <w:r>
-        <w:rPr/>
-        <w:t>many championships including Class 2A, Class 3A (for ten years), Legion B (for ten years),</w:t>
-      </w:r>
-      <w:r>
-        <w:rPr/>
-        <w:t xml:space="preserve"> </w:t>
-      </w:r>
-      <w:r>
-        <w:rPr/>
-        <w:t xml:space="preserve">and </w:t>
-      </w:r>
-      <w:r>
-        <w:rPr/>
-        <w:t>a Legion</w:t>
-      </w:r>
-      <w:r>
-        <w:rPr/>
-        <w:t xml:space="preserve"> Championship in Arvada, Colorado. He </w:t>
-      </w:r>
-      <w:r>
-        <w:rPr/>
-        <w:t>worked</w:t>
-      </w:r>
-      <w:r>
-        <w:rPr/>
-        <w:t xml:space="preserve"> playoff games in all 1A, 2A and</w:t>
-      </w:r>
-      <w:r>
-        <w:rPr/>
-        <w:t xml:space="preserve"> </w:t>
-      </w:r>
-      <w:r>
-        <w:rPr/>
-        <w:t>3A divisions. Len was also the Area Director for six years. He has been very dedicated to</w:t>
-      </w:r>
-      <w:r>
-        <w:rPr/>
-        <w:t xml:space="preserve"> </w:t>
-      </w:r>
-      <w:r>
-        <w:rPr/>
-        <w:t>baseball.</w:t>
-      </w:r>
-    </w:p>
-    <w:p>
-      <w:pPr>
-        <w:pStyle w:val="BodyText"/>
-      </w:pPr>
-    </w:p>
-    <w:p>
-      <w:pPr>
-        <w:pStyle w:val="Heading2"/>
-        <w:spacing w:before="261" w:beforeAutospacing="off" w:after="261" w:afterAutospacing="off" w:line="300" w:lineRule="auto"/>
-      </w:pPr>
-      <w:r>
-        <w:rPr>
-          <w:rFonts w:ascii="Segoe UI" w:hAnsi="Segoe UI" w:eastAsia="Segoe UI" w:cs="Segoe UI"/>
-          <w:b w:val="1"/>
-          <w:bCs w:val="1"/>
-          <w:i w:val="0"/>
-          <w:iCs w:val="0"/>
-          <w:noProof w:val="0"/>
-          <w:sz w:val="31"/>
-          <w:szCs w:val="31"/>
-          <w:lang w:val="en-US"/>
-        </w:rPr>
-        <w:t>Revised Biography: Leonard “Len” Varriano</w:t>
-      </w:r>
-    </w:p>
-    <w:p>
+    <w:p ns2:paraId="336A2374" ns2:textId="109E5261">
       <w:pPr>
         <w:spacing w:before="210" w:beforeAutospacing="off" w:after="210" w:afterAutospacing="off" w:line="300" w:lineRule="auto"/>
       </w:pPr>
@@ -223,7 +21,7 @@
         <w:t>2012 Hall of Fame Inductee – Greeley</w:t>
       </w:r>
     </w:p>
-    <w:p>
+    <w:p ns2:paraId="41B6176B" ns2:textId="1004319F">
       <w:pPr>
         <w:spacing w:before="210" w:beforeAutospacing="off" w:after="210" w:afterAutospacing="off" w:line="300" w:lineRule="auto"/>
         <w:rPr>
@@ -365,7 +163,7 @@
         <w:t xml:space="preserve"> in Greeley, completing his master’s degree in 1968.</w:t>
       </w:r>
     </w:p>
-    <w:p>
+    <w:p ns2:paraId="621ABD49" ns2:textId="55524973">
       <w:pPr>
         <w:spacing w:before="210" w:beforeAutospacing="off" w:after="210" w:afterAutospacing="off" w:line="300" w:lineRule="auto"/>
         <w:rPr>
@@ -535,7 +333,7 @@
         <w:t xml:space="preserve"> in Minnesota and Canada from 1952 through 1954.</w:t>
       </w:r>
     </w:p>
-    <w:p>
+    <w:p ns2:paraId="1A2A51D3" ns2:textId="7DEFE572">
       <w:pPr>
         <w:spacing w:before="210" w:beforeAutospacing="off" w:after="210" w:afterAutospacing="off" w:line="300" w:lineRule="auto"/>
         <w:rPr>
@@ -845,7 +643,7 @@
         <w:t xml:space="preserve"> divisions.</w:t>
       </w:r>
     </w:p>
-    <w:p>
+    <w:p ns2:paraId="41F1B1BB" ns2:textId="45E95A75">
       <w:pPr>
         <w:spacing w:before="210" w:beforeAutospacing="off" w:after="210" w:afterAutospacing="off" w:line="300" w:lineRule="auto"/>
         <w:rPr>
@@ -931,7 +729,7 @@
         <w:t xml:space="preserve"> for six years. His long‑standing dedication to baseball—as a player, coach, mentor, and official—has left a meaningful and lasting impact on the Colorado baseball community.</w:t>
       </w:r>
     </w:p>
-    <w:p>
+    <w:p ns2:paraId="15CDAD5B" ns2:textId="5A77EC13">
       <w:pPr>
         <w:pStyle w:val="BodyText"/>
       </w:pPr>
